--- a/Docs/OtherDocs/Pension Loan-LETTER OF AUTHORITY Annex 1 and 2.docx
+++ b/Docs/OtherDocs/Pension Loan-LETTER OF AUTHORITY Annex 1 and 2.docx
@@ -1,6 +1,6 @@
 
 <file path=word/document.xml><?xml version="1.0" encoding="utf-8"?>
-<w:document xmlns:wpc="http://schemas.microsoft.com/office/word/2010/wordprocessingCanvas" xmlns:cx="http://schemas.microsoft.com/office/drawing/2014/chartex" xmlns:cx1="http://schemas.microsoft.com/office/drawing/2015/9/8/chartex" xmlns:cx2="http://schemas.microsoft.com/office/drawing/2015/10/21/chartex" xmlns:cx3="http://schemas.microsoft.com/office/drawing/2016/5/9/chartex" xmlns:cx4="http://schemas.microsoft.com/office/drawing/2016/5/10/chartex" xmlns:cx5="http://schemas.microsoft.com/office/drawing/2016/5/11/chartex" xmlns:cx6="http://schemas.microsoft.com/office/drawing/2016/5/12/chartex" xmlns:cx7="http://schemas.microsoft.com/office/drawing/2016/5/13/chartex" xmlns:cx8="http://schemas.microsoft.com/office/drawing/2016/5/14/chartex" xmlns:mc="http://schemas.openxmlformats.org/markup-compatibility/2006" xmlns:aink="http://schemas.microsoft.com/office/drawing/2016/ink" xmlns:am3d="http://schemas.microsoft.com/office/drawing/2017/model3d" xmlns:o="urn:schemas-microsoft-com:office:office" xmlns:oel="http://schemas.microsoft.com/office/2019/extlst" xmlns:r="http://schemas.openxmlformats.org/officeDocument/2006/relationships" xmlns:m="http://schemas.openxmlformats.org/officeDocument/2006/math" xmlns:v="urn:schemas-microsoft-com:vml" xmlns:wp14="http://schemas.microsoft.com/office/word/2010/wordprocessingDrawing" xmlns:wp="http://schemas.openxmlformats.org/drawingml/2006/wordprocessingDrawing" xmlns:w10="urn:schemas-microsoft-com:office:word" xmlns:w="http://schemas.openxmlformats.org/wordprocessingml/2006/main" xmlns:w14="http://schemas.microsoft.com/office/word/2010/wordml" xmlns:w15="http://schemas.microsoft.com/office/word/2012/wordml" xmlns:w16cei="http://schemas.microsoft.com/office/word/2026/wordml/cei" xmlns:w16cex="http://schemas.microsoft.com/office/word/2018/wordml/cex" xmlns:w16cid="http://schemas.microsoft.com/office/word/2016/wordml/cid" xmlns:w16="http://schemas.microsoft.com/office/word/2018/wordml" xmlns:w16du="http://schemas.microsoft.com/office/word/2023/wordml/word16du" xmlns:w16sdtdh="http://schemas.microsoft.com/office/word/2020/wordml/sdtdatahash" xmlns:w16sdtfl="http://schemas.microsoft.com/office/word/2024/wordml/sdtformatlock" xmlns:w16se="http://schemas.microsoft.com/office/word/2015/wordml/symex" xmlns:wpg="http://schemas.microsoft.com/office/word/2010/wordprocessingGroup" xmlns:wpi="http://schemas.microsoft.com/office/word/2010/wordprocessingInk" xmlns:wne="http://schemas.microsoft.com/office/word/2006/wordml" xmlns:wps="http://schemas.microsoft.com/office/word/2010/wordprocessingShape" mc:Ignorable="w14 w15 w16se w16cid w16 w16cex w16sdtdh w16sdtfl w16du wp14">
+<w:document xmlns:wpc="http://schemas.microsoft.com/office/word/2010/wordprocessingCanvas" xmlns:cx="http://schemas.microsoft.com/office/drawing/2014/chartex" xmlns:cx1="http://schemas.microsoft.com/office/drawing/2015/9/8/chartex" xmlns:cx2="http://schemas.microsoft.com/office/drawing/2015/10/21/chartex" xmlns:cx3="http://schemas.microsoft.com/office/drawing/2016/5/9/chartex" xmlns:cx4="http://schemas.microsoft.com/office/drawing/2016/5/10/chartex" xmlns:cx5="http://schemas.microsoft.com/office/drawing/2016/5/11/chartex" xmlns:cx6="http://schemas.microsoft.com/office/drawing/2016/5/12/chartex" xmlns:cx7="http://schemas.microsoft.com/office/drawing/2016/5/13/chartex" xmlns:cx8="http://schemas.microsoft.com/office/drawing/2016/5/14/chartex" xmlns:mc="http://schemas.openxmlformats.org/markup-compatibility/2006" xmlns:aink="http://schemas.microsoft.com/office/drawing/2016/ink" xmlns:am3d="http://schemas.microsoft.com/office/drawing/2017/model3d" xmlns:o="urn:schemas-microsoft-com:office:office" xmlns:oel="http://schemas.microsoft.com/office/2019/extlst" xmlns:r="http://schemas.openxmlformats.org/officeDocument/2006/relationships" xmlns:m="http://schemas.openxmlformats.org/officeDocument/2006/math" xmlns:v="urn:schemas-microsoft-com:vml" xmlns:wp14="http://schemas.microsoft.com/office/word/2010/wordprocessingDrawing" xmlns:wp="http://schemas.openxmlformats.org/drawingml/2006/wordprocessingDrawing" xmlns:w10="urn:schemas-microsoft-com:office:word" xmlns:w="http://schemas.openxmlformats.org/wordprocessingml/2006/main" xmlns:w14="http://schemas.microsoft.com/office/word/2010/wordml" xmlns:w15="http://schemas.microsoft.com/office/word/2012/wordml" xmlns:w16cex="http://schemas.microsoft.com/office/word/2018/wordml/cex" xmlns:w16cid="http://schemas.microsoft.com/office/word/2016/wordml/cid" xmlns:w16="http://schemas.microsoft.com/office/word/2018/wordml" xmlns:w16du="http://schemas.microsoft.com/office/word/2023/wordml/word16du" xmlns:w16sdtdh="http://schemas.microsoft.com/office/word/2020/wordml/sdtdatahash" xmlns:w16sdtfl="http://schemas.microsoft.com/office/word/2024/wordml/sdtformatlock" xmlns:w16se="http://schemas.microsoft.com/office/word/2015/wordml/symex" xmlns:wpg="http://schemas.microsoft.com/office/word/2010/wordprocessingGroup" xmlns:wpi="http://schemas.microsoft.com/office/word/2010/wordprocessingInk" xmlns:wne="http://schemas.microsoft.com/office/word/2006/wordml" xmlns:wps="http://schemas.microsoft.com/office/word/2010/wordprocessingShape" mc:Ignorable="w14 w15 w16se w16cid w16 w16cex w16sdtdh w16sdtfl w16du wp14">
   <w:body>
     <w:p>
       <w:pPr>
@@ -120,9 +120,17 @@
       </w:pPr>
       <w:r>
         <w:rPr>
-          <w:lang w:bidi="hi-IN"/>
-        </w:rPr>
-        <w:t xml:space="preserve">{{BRANCH_NAME}} Branch </w:t>
+          <w:b/>
+          <w:bCs/>
+          <w:lang w:bidi="hi-IN"/>
+        </w:rPr>
+        <w:t>{{BRANCH_NAME}}</w:t>
+      </w:r>
+      <w:r>
+        <w:rPr>
+          <w:lang w:bidi="hi-IN"/>
+        </w:rPr>
+        <w:t xml:space="preserve"> Branch </w:t>
       </w:r>
     </w:p>
     <w:p>
@@ -167,7 +175,35 @@
         <w:rPr>
           <w:lang w:bidi="hi-IN"/>
         </w:rPr>
-        <w:t xml:space="preserve">I request you to give me an advance of {{LOAN_AMOUNT_FIGURE}} ({{LOAN_AMOUNT_WORDS}} only) for meeting personal need/medical expenses. I am eligible for the loan applied for under the scheme for pensioners. </w:t>
+        <w:t xml:space="preserve">I request you to give me an advance of </w:t>
+      </w:r>
+      <w:r>
+        <w:rPr>
+          <w:b/>
+          <w:bCs/>
+          <w:lang w:bidi="hi-IN"/>
+        </w:rPr>
+        <w:t>{{LOAN_AMOUNT_FIGURE}}</w:t>
+      </w:r>
+      <w:r>
+        <w:rPr>
+          <w:lang w:bidi="hi-IN"/>
+        </w:rPr>
+        <w:t xml:space="preserve"> (</w:t>
+      </w:r>
+      <w:r>
+        <w:rPr>
+          <w:b/>
+          <w:bCs/>
+          <w:lang w:bidi="hi-IN"/>
+        </w:rPr>
+        <w:t xml:space="preserve">{{LOAN_AMOUNT_WORDS}} </w:t>
+      </w:r>
+      <w:r>
+        <w:rPr>
+          <w:lang w:bidi="hi-IN"/>
+        </w:rPr>
+        <w:t xml:space="preserve">only) for meeting personal need/medical expenses. I am eligible for the loan applied for under the scheme for pensioners. </w:t>
       </w:r>
     </w:p>
     <w:p>
@@ -181,7 +217,91 @@
         <w:rPr>
           <w:lang w:bidi="hi-IN"/>
         </w:rPr>
-        <w:t xml:space="preserve">I am drawing a monthly pension of {{MONTHLY_PENSION_AMOUNT_FIGURE}} ({{MONTHLY_PENSION_AMOUNT_WORDS}} only) having retired from {{RETIRED_ORGANIZATION_NAME}} in the year {{YEAR}}. The pension is being credited to my SB/CD a/c {{PENSION_ACCOUNT_NO}} maintained with {{BRANCH_NAME}} Branch. </w:t>
+        <w:t xml:space="preserve">I am drawing a monthly pension of </w:t>
+      </w:r>
+      <w:r>
+        <w:rPr>
+          <w:b/>
+          <w:bCs/>
+          <w:lang w:bidi="hi-IN"/>
+        </w:rPr>
+        <w:t>{{MONTHLY_PENSION_AMOUNT_FIGURE}}</w:t>
+      </w:r>
+      <w:r>
+        <w:rPr>
+          <w:lang w:bidi="hi-IN"/>
+        </w:rPr>
+        <w:t xml:space="preserve"> </w:t>
+      </w:r>
+      <w:r>
+        <w:rPr>
+          <w:b/>
+          <w:bCs/>
+          <w:lang w:bidi="hi-IN"/>
+        </w:rPr>
+        <w:t>({{MONTHLY_PENSION_AMOUNT_WORDS}}</w:t>
+      </w:r>
+      <w:r>
+        <w:rPr>
+          <w:lang w:bidi="hi-IN"/>
+        </w:rPr>
+        <w:t xml:space="preserve"> only) having retired from </w:t>
+      </w:r>
+      <w:r>
+        <w:rPr>
+          <w:b/>
+          <w:bCs/>
+          <w:lang w:bidi="hi-IN"/>
+        </w:rPr>
+        <w:t>{{RETIRED_ORGANIZATION_NAME}}</w:t>
+      </w:r>
+      <w:r>
+        <w:rPr>
+          <w:lang w:bidi="hi-IN"/>
+        </w:rPr>
+        <w:t xml:space="preserve"> in the year </w:t>
+      </w:r>
+      <w:r>
+        <w:rPr>
+          <w:b/>
+          <w:bCs/>
+          <w:lang w:bidi="hi-IN"/>
+        </w:rPr>
+        <w:t>{{YEAR}}.</w:t>
+      </w:r>
+      <w:r>
+        <w:rPr>
+          <w:lang w:bidi="hi-IN"/>
+        </w:rPr>
+        <w:t xml:space="preserve"> The pension is being credited to my SB/CD a/c </w:t>
+      </w:r>
+      <w:r>
+        <w:rPr>
+          <w:b/>
+          <w:bCs/>
+          <w:lang w:bidi="hi-IN"/>
+        </w:rPr>
+        <w:t>{{PENSION_ACCOUNT_NO}}</w:t>
+      </w:r>
+      <w:r>
+        <w:rPr>
+          <w:lang w:bidi="hi-IN"/>
+        </w:rPr>
+        <w:t xml:space="preserve"> maintained with </w:t>
+      </w:r>
+      <w:r>
+        <w:rPr>
+          <w:b/>
+          <w:bCs/>
+          <w:lang w:bidi="hi-IN"/>
+        </w:rPr>
+        <w:t>{{BRANCH_NAME}}</w:t>
+      </w:r>
+      <w:r>
+        <w:rPr>
+          <w:lang w:bidi="hi-IN"/>
+        </w:rPr>
+        <w:t xml:space="preserve"> Branch. </w:t>
       </w:r>
     </w:p>
     <w:p>
@@ -195,7 +315,101 @@
         <w:rPr>
           <w:lang w:bidi="hi-IN"/>
         </w:rPr>
-        <w:t>I agree to repay the said advance of {{LOAN_AMOUNT_FIGURE}} ({{LOAN_AMOUNT_WORDS}} only) in {{REPAYMENT_INSTALMENTS_COUNT}} equal monthly installments along with interest @ {{INTEREST_RATE}} %(Interest rate is subject to changes from time to time as prescribed by the Bank). In the event of my death or for any other reason deemed fit, the Bank shall have the right to recall the loan outstanding immediately irrespective of the repayment period fixed. I also agree to execute all the documents prescribed and to abide all terms and conditions of the scheme from time to time.</w:t>
+        <w:t xml:space="preserve">I agree to repay the said advance of </w:t>
+      </w:r>
+      <w:r>
+        <w:rPr>
+          <w:b/>
+          <w:bCs/>
+          <w:lang w:bidi="hi-IN"/>
+        </w:rPr>
+        <w:t>{{LOAN_AMOUNT_FIGURE}}</w:t>
+      </w:r>
+      <w:r>
+        <w:rPr>
+          <w:lang w:bidi="hi-IN"/>
+        </w:rPr>
+        <w:t xml:space="preserve"> (</w:t>
+      </w:r>
+      <w:r>
+        <w:rPr>
+          <w:b/>
+          <w:bCs/>
+          <w:lang w:bidi="hi-IN"/>
+        </w:rPr>
+        <w:t xml:space="preserve">{{LOAN_AMOUNT_WORDS}} </w:t>
+      </w:r>
+      <w:r>
+        <w:rPr>
+          <w:lang w:bidi="hi-IN"/>
+        </w:rPr>
+        <w:t xml:space="preserve">only) in </w:t>
+      </w:r>
+      <w:r>
+        <w:rPr>
+          <w:b/>
+          <w:bCs/>
+          <w:lang w:bidi="hi-IN"/>
+        </w:rPr>
+        <w:t>{{REPAYMENT_INSTALMENTS_COUNT}}</w:t>
+      </w:r>
+      <w:r>
+        <w:rPr>
+          <w:lang w:bidi="hi-IN"/>
+        </w:rPr>
+        <w:t xml:space="preserve"> equal monthly </w:t>
+      </w:r>
+      <w:proofErr w:type="spellStart"/>
+      <w:r>
+        <w:rPr>
+          <w:lang w:bidi="hi-IN"/>
+        </w:rPr>
+        <w:t>installments</w:t>
+      </w:r>
+      <w:proofErr w:type="spellEnd"/>
+      <w:r>
+        <w:rPr>
+          <w:lang w:bidi="hi-IN"/>
+        </w:rPr>
+        <w:t xml:space="preserve"> along with interest @ </w:t>
+      </w:r>
+      <w:r>
+        <w:rPr>
+          <w:b/>
+          <w:bCs/>
+        </w:rPr>
+        <w:t>{{</w:t>
+      </w:r>
+      <w:r>
+        <w:rPr>
+          <w:b/>
+          <w:bCs/>
+        </w:rPr>
+        <w:t>EBLR_APPLICABLE</w:t>
+      </w:r>
+      <w:r>
+        <w:rPr>
+          <w:b/>
+          <w:bCs/>
+        </w:rPr>
+        <w:t>_RATE}}</w:t>
+      </w:r>
+      <w:r>
+        <w:t xml:space="preserve"> </w:t>
+      </w:r>
+      <w:proofErr w:type="gramStart"/>
+      <w:r>
+        <w:rPr>
+          <w:lang w:bidi="hi-IN"/>
+        </w:rPr>
+        <w:t>%(</w:t>
+      </w:r>
+      <w:proofErr w:type="gramEnd"/>
+      <w:r>
+        <w:rPr>
+          <w:lang w:bidi="hi-IN"/>
+        </w:rPr>
+        <w:t>Interest rate is subject to changes from time to time as prescribed by the Bank). In the event of my death or for any other reason deemed fit, the Bank shall have the right to recall the loan outstanding immediately irrespective of the repayment period fixed. I also agree to execute all the documents prescribed and to abide all terms and conditions of the scheme from time to time.</w:t>
       </w:r>
     </w:p>
     <w:p>
@@ -267,7 +481,21 @@
               <w:rPr>
                 <w:lang w:bidi="hi-IN"/>
               </w:rPr>
-              <w:t xml:space="preserve">Name: {{BORROWER_NAME}} </w:t>
+              <w:t xml:space="preserve">Name: </w:t>
+            </w:r>
+            <w:r>
+              <w:rPr>
+                <w:b/>
+                <w:bCs/>
+                <w:lang w:bidi="hi-IN"/>
+              </w:rPr>
+              <w:t>{{BORROWER_NAME}}</w:t>
+            </w:r>
+            <w:r>
+              <w:rPr>
+                <w:lang w:bidi="hi-IN"/>
+              </w:rPr>
+              <w:t xml:space="preserve"> </w:t>
             </w:r>
           </w:p>
         </w:tc>
@@ -287,7 +515,15 @@
               <w:rPr>
                 <w:lang w:bidi="hi-IN"/>
               </w:rPr>
-              <w:t>Place: {{PLACE}}</w:t>
+              <w:t xml:space="preserve">Place: </w:t>
+            </w:r>
+            <w:r>
+              <w:rPr>
+                <w:b/>
+                <w:bCs/>
+                <w:lang w:bidi="hi-IN"/>
+              </w:rPr>
+              <w:t>{{PLACE}}</w:t>
             </w:r>
           </w:p>
           <w:p>
@@ -302,7 +538,21 @@
               <w:rPr>
                 <w:lang w:bidi="hi-IN"/>
               </w:rPr>
-              <w:t xml:space="preserve">Date: {{DATE}} </w:t>
+              <w:t xml:space="preserve">Date: </w:t>
+            </w:r>
+            <w:r>
+              <w:rPr>
+                <w:b/>
+                <w:bCs/>
+                <w:lang w:bidi="hi-IN"/>
+              </w:rPr>
+              <w:t>{{DATE}}</w:t>
+            </w:r>
+            <w:r>
+              <w:rPr>
+                <w:lang w:bidi="hi-IN"/>
+              </w:rPr>
+              <w:t xml:space="preserve"> </w:t>
             </w:r>
             <w:r>
               <w:rPr>
@@ -329,7 +579,21 @@
               <w:rPr>
                 <w:lang w:bidi="hi-IN"/>
               </w:rPr>
-              <w:t xml:space="preserve">PPO: {{PPO_NUMBER}} </w:t>
+              <w:t xml:space="preserve">PPO: </w:t>
+            </w:r>
+            <w:r>
+              <w:rPr>
+                <w:b/>
+                <w:bCs/>
+                <w:lang w:bidi="hi-IN"/>
+              </w:rPr>
+              <w:t>{{PPO_NUMBER}}</w:t>
+            </w:r>
+            <w:r>
+              <w:rPr>
+                <w:lang w:bidi="hi-IN"/>
+              </w:rPr>
+              <w:t xml:space="preserve"> </w:t>
             </w:r>
           </w:p>
         </w:tc>
@@ -363,7 +627,21 @@
               <w:rPr>
                 <w:lang w:bidi="hi-IN"/>
               </w:rPr>
-              <w:t xml:space="preserve">Res. Address: {{BORROWER_ADDRESS}} </w:t>
+              <w:t xml:space="preserve">Res. Address: </w:t>
+            </w:r>
+            <w:r>
+              <w:rPr>
+                <w:b/>
+                <w:bCs/>
+                <w:lang w:bidi="hi-IN"/>
+              </w:rPr>
+              <w:t>{{BORROWER_ADDRESS}}</w:t>
+            </w:r>
+            <w:r>
+              <w:rPr>
+                <w:lang w:bidi="hi-IN"/>
+              </w:rPr>
+              <w:t xml:space="preserve"> </w:t>
             </w:r>
           </w:p>
         </w:tc>
@@ -447,11 +725,15 @@
     <w:p>
       <w:pPr>
         <w:rPr>
-          <w:lang w:bidi="hi-IN"/>
-        </w:rPr>
-      </w:pPr>
-      <w:r>
-        <w:rPr>
+          <w:b/>
+          <w:bCs/>
+          <w:lang w:bidi="hi-IN"/>
+        </w:rPr>
+      </w:pPr>
+      <w:r>
+        <w:rPr>
+          <w:b/>
+          <w:bCs/>
           <w:lang w:bidi="hi-IN"/>
         </w:rPr>
         <w:t xml:space="preserve">{{BORROWER_NAME}} </w:t>
@@ -460,11 +742,15 @@
     <w:p>
       <w:pPr>
         <w:rPr>
-          <w:lang w:bidi="hi-IN"/>
-        </w:rPr>
-      </w:pPr>
-      <w:r>
-        <w:rPr>
+          <w:b/>
+          <w:bCs/>
+          <w:lang w:bidi="hi-IN"/>
+        </w:rPr>
+      </w:pPr>
+      <w:r>
+        <w:rPr>
+          <w:b/>
+          <w:bCs/>
           <w:lang w:bidi="hi-IN"/>
         </w:rPr>
         <w:t xml:space="preserve">{{BORROWER_ADDRESS}} </w:t>
@@ -524,9 +810,17 @@
       </w:pPr>
       <w:r>
         <w:rPr>
-          <w:lang w:bidi="hi-IN"/>
-        </w:rPr>
-        <w:t xml:space="preserve">{{BRANCH_NAME}} Branch </w:t>
+          <w:b/>
+          <w:bCs/>
+          <w:lang w:bidi="hi-IN"/>
+        </w:rPr>
+        <w:t>{{BRANCH_NAME}}</w:t>
+      </w:r>
+      <w:r>
+        <w:rPr>
+          <w:lang w:bidi="hi-IN"/>
+        </w:rPr>
+        <w:t xml:space="preserve"> Branch </w:t>
       </w:r>
     </w:p>
     <w:p>
@@ -571,7 +865,77 @@
         <w:rPr>
           <w:lang w:bidi="hi-IN"/>
         </w:rPr>
-        <w:t>With reference to the loan of {{LOAN_AMOUNT_FIGURE}} (in words {{LOAN_AMOUNT_WORDS}} only) granted to me by you for meeting my personal needs/medical expenses. I give you irrevocable authorization to recover the monthly installments commencing form the month of {{EMI_START_MONTH}} {{EMI_START_YEAR}} forms my SB/CD a/c no. {{PENSION_ACCOUNT_NO}} with your branch in which my pension is credited. This may be treated as a standing instruction in my SB/CD A/c</w:t>
+        <w:t xml:space="preserve">With reference to the loan of </w:t>
+      </w:r>
+      <w:r>
+        <w:rPr>
+          <w:b/>
+          <w:bCs/>
+          <w:lang w:bidi="hi-IN"/>
+        </w:rPr>
+        <w:t>{{LOAN_AMOUNT_FIGURE}}</w:t>
+      </w:r>
+      <w:r>
+        <w:rPr>
+          <w:lang w:bidi="hi-IN"/>
+        </w:rPr>
+        <w:t xml:space="preserve"> (in words </w:t>
+      </w:r>
+      <w:r>
+        <w:rPr>
+          <w:b/>
+          <w:bCs/>
+          <w:lang w:bidi="hi-IN"/>
+        </w:rPr>
+        <w:t>{{LOAN_AMOUNT_WORDS}}</w:t>
+      </w:r>
+      <w:r>
+        <w:rPr>
+          <w:lang w:bidi="hi-IN"/>
+        </w:rPr>
+        <w:t xml:space="preserve"> only) granted to me by you for meeting my personal needs/medical expenses. I give you irrevocable authorization to recover the monthly </w:t>
+      </w:r>
+      <w:proofErr w:type="spellStart"/>
+      <w:r>
+        <w:rPr>
+          <w:lang w:bidi="hi-IN"/>
+        </w:rPr>
+        <w:t>installments</w:t>
+      </w:r>
+      <w:proofErr w:type="spellEnd"/>
+      <w:r>
+        <w:rPr>
+          <w:lang w:bidi="hi-IN"/>
+        </w:rPr>
+        <w:t xml:space="preserve"> commencing form the month of </w:t>
+      </w:r>
+      <w:r>
+        <w:rPr>
+          <w:b/>
+          <w:bCs/>
+          <w:lang w:bidi="hi-IN"/>
+        </w:rPr>
+        <w:t>{{EMI_START_MONTH}} {{EMI_START_YEAR}}</w:t>
+      </w:r>
+      <w:r>
+        <w:rPr>
+          <w:lang w:bidi="hi-IN"/>
+        </w:rPr>
+        <w:t xml:space="preserve"> forms my SB/CD a/c no. </w:t>
+      </w:r>
+      <w:r>
+        <w:rPr>
+          <w:b/>
+          <w:bCs/>
+          <w:lang w:bidi="hi-IN"/>
+        </w:rPr>
+        <w:t>{{PENSION_ACCOUNT_NO}}</w:t>
+      </w:r>
+      <w:r>
+        <w:rPr>
+          <w:lang w:bidi="hi-IN"/>
+        </w:rPr>
+        <w:t xml:space="preserve"> with your branch in which my pension is credited. This may be treated as a standing instruction in my SB/CD A/c</w:t>
       </w:r>
     </w:p>
     <w:p>
@@ -665,7 +1029,21 @@
               <w:rPr>
                 <w:lang w:bidi="hi-IN"/>
               </w:rPr>
-              <w:t xml:space="preserve">Name: {{BORROWER_NAME}} </w:t>
+              <w:t xml:space="preserve">Name: </w:t>
+            </w:r>
+            <w:r>
+              <w:rPr>
+                <w:b/>
+                <w:bCs/>
+                <w:lang w:bidi="hi-IN"/>
+              </w:rPr>
+              <w:t>{{BORROWER_NAME}}</w:t>
+            </w:r>
+            <w:r>
+              <w:rPr>
+                <w:lang w:bidi="hi-IN"/>
+              </w:rPr>
+              <w:t xml:space="preserve"> </w:t>
             </w:r>
           </w:p>
         </w:tc>
@@ -685,7 +1063,15 @@
               <w:rPr>
                 <w:lang w:bidi="hi-IN"/>
               </w:rPr>
-              <w:t>Place: {{PLACE}}</w:t>
+              <w:t xml:space="preserve">Place: </w:t>
+            </w:r>
+            <w:r>
+              <w:rPr>
+                <w:b/>
+                <w:bCs/>
+                <w:lang w:bidi="hi-IN"/>
+              </w:rPr>
+              <w:t>{{PLACE}}</w:t>
             </w:r>
           </w:p>
           <w:p>
@@ -700,7 +1086,21 @@
               <w:rPr>
                 <w:lang w:bidi="hi-IN"/>
               </w:rPr>
-              <w:t xml:space="preserve">Date: {{DATE}}  </w:t>
+              <w:t xml:space="preserve">Date: </w:t>
+            </w:r>
+            <w:r>
+              <w:rPr>
+                <w:b/>
+                <w:bCs/>
+                <w:lang w:bidi="hi-IN"/>
+              </w:rPr>
+              <w:t>{{DATE}}</w:t>
+            </w:r>
+            <w:r>
+              <w:rPr>
+                <w:lang w:bidi="hi-IN"/>
+              </w:rPr>
+              <w:t xml:space="preserve">  </w:t>
             </w:r>
           </w:p>
         </w:tc>
@@ -1376,6 +1776,7 @@
   <w:style w:type="character" w:default="1" w:styleId="DefaultParagraphFont">
     <w:name w:val="Default Paragraph Font"/>
     <w:uiPriority w:val="1"/>
+    <w:semiHidden/>
     <w:unhideWhenUsed/>
   </w:style>
   <w:style w:type="table" w:default="1" w:styleId="TableNormal">
